--- a/docs/demo-retail/presentation/retail-qa-doc.docx
+++ b/docs/demo-retail/presentation/retail-qa-doc.docx
@@ -674,7 +674,7 @@
         <w:spacing w:after="80"/>
       </w:pPr>
       <w:r>
-        <w:t xml:space="preserve">Низкий остаток: магазин №14 (BBQ-1003, BBQ-1006), №22 (BBQ-1003), №31 (BBQ-1003), №08 (BBQ-1003, BBQ-1006, BBQ-1008), №19 (BBQ-1003), №27 (BBQ-1003, BBQ-1006, BBQ-1008).</w:t>
+        <w:t xml:space="preserve">Низкий остаток (пересчитано и проверено SQL-запросом): магазин №14 (BBQ-1002, BBQ-1003, BBQ-1006), №22 (BBQ-1001, BBQ-1003, BBQ-1004), №31 (BBQ-1002, BBQ-1003), №08 (все 6 SKU: BBQ-1001, 1002, 1003, 1004, 1006, 1008), №19 (BBQ-1001, BBQ-1002, BBQ-1003, BBQ-1004), №27 (все 6 SKU: BBQ-1001, 1002, 1003, 1004, 1006, 1008).</w:t>
       </w:r>
     </w:p>
     <w:p>
